--- a/Archives/손지원/기획서_초안.docx
+++ b/Archives/손지원/기획서_초안.docx
@@ -132,11 +132,6 @@
     </w:p>
     <w:p/>
     <w:p>
-      <w:pPr>
-        <w:rPr>
-          <w:rFonts w:hint="eastAsia"/>
-        </w:rPr>
-      </w:pPr>
       <w:r>
         <w:rPr>
           <w:rFonts w:hint="eastAsia"/>
@@ -144,7 +139,6 @@
         <w:t xml:space="preserve">플레이어 3명은 무조건적으로 전차 안에서 </w:t>
       </w:r>
       <w:proofErr w:type="spellStart"/>
-      <w:proofErr w:type="gramStart"/>
       <w:r>
         <w:rPr>
           <w:rFonts w:hint="eastAsia"/>
@@ -152,7 +146,6 @@
         <w:t>모든걸</w:t>
       </w:r>
       <w:proofErr w:type="spellEnd"/>
-      <w:proofErr w:type="gramEnd"/>
       <w:r>
         <w:rPr>
           <w:rFonts w:hint="eastAsia"/>
@@ -249,6 +242,37 @@
       </w:r>
       <w:proofErr w:type="spellEnd"/>
     </w:p>
+    <w:p/>
+    <w:p>
+      <w:r>
+        <w:rPr>
+          <w:rFonts w:hint="eastAsia"/>
+        </w:rPr>
+        <w:t>플레이 타임은 20-30분 내외 게임</w:t>
+      </w:r>
+    </w:p>
+    <w:p>
+      <w:r>
+        <w:rPr>
+          <w:rFonts w:hint="eastAsia"/>
+        </w:rPr>
+        <w:t xml:space="preserve">게임플레이 </w:t>
+      </w:r>
+      <w:proofErr w:type="spellStart"/>
+      <w:r>
+        <w:rPr>
+          <w:rFonts w:hint="eastAsia"/>
+        </w:rPr>
+        <w:t>맵의</w:t>
+      </w:r>
+      <w:proofErr w:type="spellEnd"/>
+      <w:r>
+        <w:rPr>
+          <w:rFonts w:hint="eastAsia"/>
+        </w:rPr>
+        <w:t xml:space="preserve"> 배경은 프랑스, 노르망디(예상)</w:t>
+      </w:r>
+    </w:p>
     <w:p>
       <w:pPr>
         <w:rPr>
@@ -256,6 +280,7 @@
         </w:rPr>
       </w:pPr>
     </w:p>
+    <w:p/>
     <w:sectPr>
       <w:pgSz w:w="11906" w:h="16838"/>
       <w:pgMar w:top="1701" w:right="1440" w:bottom="1440" w:left="1440" w:header="851" w:footer="992" w:gutter="0"/>
